--- a/docs/教学/实习/汇报课-二年级下-数独游戏/说课稿（片段教学）.docx
+++ b/docs/教学/实习/汇报课-二年级下-数独游戏/说课稿（片段教学）.docx
@@ -4,8 +4,10 @@
   <w:body>
     <w:p>
       <w:pPr>
+        <w:spacing w:after="0"/>
         <w:jc w:val="center"/>
         <w:rPr>
+          <w:rFonts w:hint="eastAsia"/>
           <w:b/>
           <w:bCs/>
           <w:sz w:val="32"/>
@@ -35,6 +37,25 @@
     </w:p>
     <w:p>
       <w:pPr>
+        <w:spacing w:after="0" w:line="240" w:lineRule="auto"/>
+        <w:jc w:val="center"/>
+        <w:rPr>
+          <w:rFonts w:hint="eastAsia"/>
+          <w:sz w:val="21"/>
+          <w:szCs w:val="22"/>
+        </w:rPr>
+      </w:pPr>
+      <w:r>
+        <w:rPr>
+          <w:rFonts w:hint="eastAsia"/>
+          <w:sz w:val="21"/>
+          <w:szCs w:val="22"/>
+        </w:rPr>
+        <w:t>张宗达 202309110209 小教2班</w:t>
+      </w:r>
+    </w:p>
+    <w:p>
+      <w:pPr>
         <w:rPr>
           <w:rFonts w:hint="eastAsia"/>
           <w:sz w:val="28"/>
@@ -63,39 +84,71 @@
           <w:rFonts w:hint="eastAsia"/>
         </w:rPr>
       </w:pPr>
-      <w:r>
-        <w:t>本节课选自人教版小学数学二年级下册“万以内的加法和减法”单元中的拓展性内容“数独游戏”。虽然数独本身不直接涉及加减运算，但其本质是逻辑推理与数字排列的结合，有助于发展学生的有序思维、观察能力和初步的抽象思维能力。教材通过一个4X4的简化数独题引导学生理解“每行、每列、每个宫格都必须包含1~4且不能重复”的规则，强调从已知信息出发逐步推理的过程，为后续复杂逻辑问题的学习打下基础。该内容贴近生活实际，趣味性强，能有效激发低年级学生对数学的兴趣。</w:t>
+      <w:proofErr w:type="gramStart"/>
+      <w:r>
+        <w:t>本节课选自</w:t>
+      </w:r>
+      <w:proofErr w:type="gramEnd"/>
+      <w:r>
+        <w:t>人教版小学数学二年级下册“万以内的加法和减法”单元中的拓展性内容“数独游戏”。虽然</w:t>
+      </w:r>
+      <w:proofErr w:type="gramStart"/>
+      <w:r>
+        <w:t>数独本身</w:t>
+      </w:r>
+      <w:proofErr w:type="gramEnd"/>
+      <w:r>
+        <w:t>不直接涉及加减运算，但其本质是逻辑推理与数字排列的结合，有助于发展学生的有序思维、观察能力和初步的抽象思维能力。教材通过一个4X4的简化</w:t>
+      </w:r>
+      <w:proofErr w:type="gramStart"/>
+      <w:r>
+        <w:t>数独题</w:t>
+      </w:r>
+      <w:proofErr w:type="gramEnd"/>
+      <w:r>
+        <w:t>引导学生理解“每行、每列、每个宫格都必须包含1~4且不能重复”的规则，强调从已知信息出发逐步推理的过程，为后续复杂逻辑问题的学习打下基础。该内容贴近生活实际，趣味性强，能有效激发低年级学生对数学的兴趣。</w:t>
       </w:r>
     </w:p>
     <w:p>
       <w:pPr>
         <w:rPr>
           <w:rFonts w:hint="eastAsia"/>
-        </w:rPr>
-      </w:pPr>
+          <w:sz w:val="28"/>
+          <w:szCs w:val="32"/>
+        </w:rPr>
+      </w:pPr>
+      <w:r>
+        <w:rPr>
+          <w:rFonts w:hint="eastAsia"/>
+          <w:sz w:val="28"/>
+          <w:szCs w:val="32"/>
+        </w:rPr>
+        <w:t>二、</w:t>
+      </w:r>
+      <w:r>
+        <w:rPr>
+          <w:sz w:val="28"/>
+          <w:szCs w:val="32"/>
+        </w:rPr>
+        <w:t>学情分析</w:t>
+      </w:r>
     </w:p>
     <w:p>
       <w:pPr>
         <w:rPr>
           <w:rFonts w:hint="eastAsia"/>
-          <w:sz w:val="28"/>
-          <w:szCs w:val="32"/>
-        </w:rPr>
-      </w:pPr>
-      <w:r>
-        <w:rPr>
-          <w:rFonts w:hint="eastAsia"/>
-          <w:sz w:val="28"/>
-          <w:szCs w:val="32"/>
-        </w:rPr>
-        <w:t>二、</w:t>
-      </w:r>
-      <w:r>
-        <w:rPr>
-          <w:sz w:val="28"/>
-          <w:szCs w:val="32"/>
-        </w:rPr>
-        <w:t>学情分析</w:t>
+        </w:rPr>
+      </w:pPr>
+      <w:r>
+        <w:t>二年级学生正处于具体形象思维向初步逻辑思维过渡的关键阶段，他们对新鲜事物充满好奇，喜欢动手操作和参与游戏类活动。此前学生己</w:t>
+      </w:r>
+      <w:proofErr w:type="gramStart"/>
+      <w:r>
+        <w:t>经掌握</w:t>
+      </w:r>
+      <w:proofErr w:type="gramEnd"/>
+      <w:r>
+        <w:t>了基本的数字认知和简单的加减法运算，具备一定的观察和比较能力。但由于年龄特点，他们的注意力持续时间较短，容易受外界于扰，逻辑推理能力尚处于萌芽状态。因此，在教学中需要借助直观形象的游戏情境来吸引学生兴趣，并通过层层递进的问题引导帮助他们建立有序思考的习惯。部分学生可能在面对多个限制条件时感到困惑，教师而给予充分的时间探索和表达机会鼓励合作交流，提升思维的条理性与完整性。</w:t>
       </w:r>
     </w:p>
     <w:p>
@@ -104,6 +157,12 @@
           <w:rFonts w:hint="eastAsia"/>
         </w:rPr>
       </w:pPr>
+      <w:r>
+        <w:rPr>
+          <w:rFonts w:hint="eastAsia"/>
+        </w:rPr>
+        <w:t>三、教学设计思路</w:t>
+      </w:r>
     </w:p>
     <w:p>
       <w:pPr>
@@ -112,72 +171,101 @@
         </w:rPr>
       </w:pPr>
       <w:r>
-        <w:t>二年级学生正处于具体形象思维向初步逻辑思维过渡的关键阶段，他们对新鲜事物充满好奇，喜欢动手操作和参与游戏类活动。此前学生己经掌握了基本的数字认知和简单的加减法运算，具备一定的观察和比较能力。但由于年龄特点，他们的注意力持续时间较短，容易受外界于扰，逻辑推理能力尚处于萌芽状态。因此，在教学中需要借助直观形象的游戏情境来吸引学生兴趣，并通过层层递进的问题引导帮助他们建立有序思考的习惯。部分学生可能在面对多个限制条件时感到困惑，教师而给予充分的时间探索和表达机会鼓励合作交流，提升思维的条理性与完整性。</w:t>
-      </w:r>
-    </w:p>
-    <w:p/>
-    <w:p>
-      <w:r>
-        <w:rPr>
-          <w:rFonts w:hint="eastAsia"/>
-        </w:rPr>
-        <w:t>三、教学设计思路</w:t>
+        <w:rPr>
+          <w:rFonts w:hint="eastAsia"/>
+        </w:rPr>
+        <w:t>经过我和我指导老师的讨论，我认为“掌握规则”尤为重要。也就是把“因为不能是什么，所以只能是什么这个逻辑的”交给学生，这是个基础，是课上要教的所有内容的基础。</w:t>
       </w:r>
     </w:p>
     <w:p>
-      <w:r>
-        <w:rPr>
-          <w:rFonts w:hint="eastAsia"/>
-        </w:rPr>
-        <w:t>经过我和我指导老师的讨论，我认为“</w:t>
-      </w:r>
-      <w:r>
-        <w:rPr>
-          <w:rFonts w:hint="eastAsia"/>
-        </w:rPr>
-        <w:t>掌握规则</w:t>
-      </w:r>
-      <w:r>
-        <w:rPr>
-          <w:rFonts w:hint="eastAsia"/>
-        </w:rPr>
-        <w:t>”尤为重要。也就是把“因为不能是什么，所以只能是什么这个逻辑的”交给学生，这是个基础，是课上要教的所有内容的基础。</w:t>
+      <w:pPr>
+        <w:rPr>
+          <w:rFonts w:hint="eastAsia"/>
+        </w:rPr>
+      </w:pPr>
+      <w:r>
+        <w:rPr>
+          <w:rFonts w:hint="eastAsia"/>
+        </w:rPr>
+        <w:t>关于“因为不能是什么，所以只能是什么这个逻辑的”，我设计了一个简单的规则导入。也就是1-4的一条直线的数独。</w:t>
       </w:r>
     </w:p>
     <w:p>
-      <w:r>
-        <w:rPr>
-          <w:rFonts w:hint="eastAsia"/>
-        </w:rPr>
-        <w:t>关于</w:t>
-      </w:r>
-      <w:r>
-        <w:rPr>
-          <w:rFonts w:hint="eastAsia"/>
-        </w:rPr>
-        <w:t>“因为不能是什么，所以只能是什么这个逻辑的”</w:t>
-      </w:r>
-      <w:r>
-        <w:rPr>
-          <w:rFonts w:hint="eastAsia"/>
-        </w:rPr>
-        <w:t>，我设计了一个简单的规则导入。也就是1-4的一条直线的数独。</w:t>
+      <w:pPr>
+        <w:rPr>
+          <w:rFonts w:hint="eastAsia"/>
+        </w:rPr>
+      </w:pPr>
+      <w:r>
+        <w:rPr>
+          <w:rFonts w:hint="eastAsia"/>
+        </w:rPr>
+        <w:t>随后是复习导入过去时候学的知识也就是行列相关的知识，而后再引入宫的概念，</w:t>
+      </w:r>
+      <w:proofErr w:type="gramStart"/>
+      <w:r>
+        <w:rPr>
+          <w:rFonts w:hint="eastAsia"/>
+        </w:rPr>
+        <w:t>并用错例加深</w:t>
+      </w:r>
+      <w:proofErr w:type="gramEnd"/>
+      <w:r>
+        <w:rPr>
+          <w:rFonts w:hint="eastAsia"/>
+        </w:rPr>
+        <w:t>印象。</w:t>
       </w:r>
     </w:p>
     <w:p>
-      <w:r>
-        <w:rPr>
-          <w:rFonts w:hint="eastAsia"/>
-        </w:rPr>
-        <w:t>随后是复习导入过去时候学的知识也就是行列相关的知识，而后再引入宫的概念，并用错例加深印象。</w:t>
+      <w:pPr>
+        <w:rPr>
+          <w:rFonts w:hint="eastAsia"/>
+        </w:rPr>
+      </w:pPr>
+      <w:r>
+        <w:rPr>
+          <w:rFonts w:hint="eastAsia"/>
+        </w:rPr>
+        <w:t>讲完了规则，接下来是做题。考虑到难度。我决定把做题</w:t>
+      </w:r>
+      <w:proofErr w:type="gramStart"/>
+      <w:r>
+        <w:rPr>
+          <w:rFonts w:hint="eastAsia"/>
+        </w:rPr>
+        <w:t>一</w:t>
+      </w:r>
+      <w:proofErr w:type="gramEnd"/>
+      <w:r>
+        <w:rPr>
+          <w:rFonts w:hint="eastAsia"/>
+        </w:rPr>
+        <w:t>分为2。也就是拆分成任务</w:t>
+      </w:r>
+      <w:proofErr w:type="gramStart"/>
+      <w:r>
+        <w:rPr>
+          <w:rFonts w:hint="eastAsia"/>
+        </w:rPr>
+        <w:t>一任务二即先</w:t>
+      </w:r>
+      <w:proofErr w:type="gramEnd"/>
+      <w:r>
+        <w:rPr>
+          <w:rFonts w:hint="eastAsia"/>
+        </w:rPr>
+        <w:t>找到从哪入手，再正式做题。</w:t>
       </w:r>
     </w:p>
     <w:p>
-      <w:r>
-        <w:rPr>
-          <w:rFonts w:hint="eastAsia"/>
-        </w:rPr>
-        <w:t>讲完了规则，接下来是做题。考虑到难度。我决定把做题一分为2。也就是拆分成任务一任务二即先找到从哪入手，再正式做题。</w:t>
+      <w:pPr>
+        <w:rPr>
+          <w:rFonts w:hint="eastAsia"/>
+        </w:rPr>
+      </w:pPr>
+      <w:r>
+        <w:t>值得注意的是，大多部分是由学生分享得到的方法，教师只负责引导。这是老师推荐的方法，避免干讲。</w:t>
       </w:r>
     </w:p>
     <w:p>
@@ -187,54 +275,116 @@
         </w:rPr>
       </w:pPr>
       <w:r>
-        <w:t>值得注意的是，大多部分是由学生分享得到的方法，教师只负责引导。这是老师推荐</w:t>
-      </w:r>
-      <w:r>
-        <w:lastRenderedPageBreak/>
-        <w:t>的方法，避免干讲。</w:t>
+        <w:t>任务</w:t>
+      </w:r>
+      <w:proofErr w:type="gramStart"/>
+      <w:r>
+        <w:t>一</w:t>
+      </w:r>
+      <w:proofErr w:type="gramEnd"/>
+      <w:r>
+        <w:t>和任务</w:t>
+      </w:r>
+      <w:proofErr w:type="gramStart"/>
+      <w:r>
+        <w:rPr>
+          <w:rFonts w:hint="eastAsia"/>
+        </w:rPr>
+        <w:t>二都是</w:t>
+      </w:r>
+      <w:proofErr w:type="gramEnd"/>
+      <w:r>
+        <w:rPr>
+          <w:rFonts w:hint="eastAsia"/>
+        </w:rPr>
+        <w:t>先独自思考，然后小组讨论，随后汇报。</w:t>
       </w:r>
     </w:p>
     <w:p>
-      <w:r>
-        <w:t>任务一和任务</w:t>
-      </w:r>
-      <w:r>
-        <w:rPr>
-          <w:rFonts w:hint="eastAsia"/>
-        </w:rPr>
-        <w:t>二都是先独自思考，然后小组讨论，随后汇报。</w:t>
-      </w:r>
-    </w:p>
-    <w:p>
-      <w:r>
-        <w:t>随后做练习题，有时间的话，可以游玩我用ai做的游戏。</w:t>
-      </w:r>
-    </w:p>
-    <w:p>
-      <w:pPr>
-        <w:rPr>
-          <w:rFonts w:hint="eastAsia"/>
-        </w:rPr>
-      </w:pPr>
-      <w:r>
-        <w:t>最后，学生总结。</w:t>
-      </w:r>
-    </w:p>
-    <w:p>
-      <w:pPr>
-        <w:rPr>
-          <w:rFonts w:hint="eastAsia"/>
-        </w:rPr>
-      </w:pPr>
+      <w:pPr>
+        <w:rPr>
+          <w:rFonts w:hint="eastAsia"/>
+        </w:rPr>
+      </w:pPr>
+      <w:proofErr w:type="gramStart"/>
+      <w:r>
+        <w:t>随后做</w:t>
+      </w:r>
+      <w:proofErr w:type="gramEnd"/>
+      <w:r>
+        <w:t>练习题，有时间的话，可以游玩我用ai做的游戏。最后，学生总结。</w:t>
+      </w:r>
     </w:p>
     <w:sectPr>
       <w:pgSz w:w="11906" w:h="16838"/>
-      <w:pgMar w:top="1440" w:right="1800" w:bottom="1440" w:left="1800" w:header="851" w:footer="992" w:gutter="0"/>
+      <w:pgMar w:top="1440" w:right="1080" w:bottom="1440" w:left="1080" w:header="851" w:footer="992" w:gutter="0"/>
       <w:cols w:space="425"/>
       <w:docGrid w:type="lines" w:linePitch="312"/>
     </w:sectPr>
   </w:body>
 </w:document>
+</file>
+
+<file path=word/endnotes.xml><?xml version="1.0" encoding="utf-8"?>
+<w:endnotes xmlns:wpc="http://schemas.microsoft.com/office/word/2010/wordprocessingCanvas" xmlns:cx="http://schemas.microsoft.com/office/drawing/2014/chartex" xmlns:cx1="http://schemas.microsoft.com/office/drawing/2015/9/8/chartex" xmlns:cx2="http://schemas.microsoft.com/office/drawing/2015/10/21/chartex" xmlns:cx3="http://schemas.microsoft.com/office/drawing/2016/5/9/chartex" xmlns:cx4="http://schemas.microsoft.com/office/drawing/2016/5/10/chartex" xmlns:cx5="http://schemas.microsoft.com/office/drawing/2016/5/11/chartex" xmlns:cx6="http://schemas.microsoft.com/office/drawing/2016/5/12/chartex" xmlns:cx7="http://schemas.microsoft.com/office/drawing/2016/5/13/chartex" xmlns:cx8="http://schemas.microsoft.com/office/drawing/2016/5/14/chartex" xmlns:mc="http://schemas.openxmlformats.org/markup-compatibility/2006" xmlns:aink="http://schemas.microsoft.com/office/drawing/2016/ink" xmlns:am3d="http://schemas.microsoft.com/office/drawing/2017/model3d" xmlns:o="urn:schemas-microsoft-com:office:office" xmlns:oel="http://schemas.microsoft.com/office/2019/extlst" xmlns:r="http://schemas.openxmlformats.org/officeDocument/2006/relationships" xmlns:m="http://schemas.openxmlformats.org/officeDocument/2006/math" xmlns:v="urn:schemas-microsoft-com:vml" xmlns:wp14="http://schemas.microsoft.com/office/word/2010/wordprocessingDrawing" xmlns:wp="http://schemas.openxmlformats.org/drawingml/2006/wordprocessingDrawing" xmlns:w10="urn:schemas-microsoft-com:office:word" xmlns:w="http://schemas.openxmlformats.org/wordprocessingml/2006/main" xmlns:w14="http://schemas.microsoft.com/office/word/2010/wordml" xmlns:w15="http://schemas.microsoft.com/office/word/2012/wordml" xmlns:w16cex="http://schemas.microsoft.com/office/word/2018/wordml/cex" xmlns:w16cid="http://schemas.microsoft.com/office/word/2016/wordml/cid" xmlns:w16="http://schemas.microsoft.com/office/word/2018/wordml" xmlns:w16sdtdh="http://schemas.microsoft.com/office/word/2020/wordml/sdtdatahash" xmlns:w16se="http://schemas.microsoft.com/office/word/2015/wordml/symex" xmlns:wpg="http://schemas.microsoft.com/office/word/2010/wordprocessingGroup" xmlns:wpi="http://schemas.microsoft.com/office/word/2010/wordprocessingInk" xmlns:wne="http://schemas.microsoft.com/office/word/2006/wordml" xmlns:wps="http://schemas.microsoft.com/office/word/2010/wordprocessingShape" mc:Ignorable="w14 w15 w16se w16cid w16 w16cex w16sdtdh wp14">
+  <w:endnote w:type="separator" w:id="-1">
+    <w:p>
+      <w:pPr>
+        <w:spacing w:after="0" w:line="240" w:lineRule="auto"/>
+        <w:rPr>
+          <w:rFonts w:hint="eastAsia"/>
+        </w:rPr>
+      </w:pPr>
+      <w:r>
+        <w:separator/>
+      </w:r>
+    </w:p>
+  </w:endnote>
+  <w:endnote w:type="continuationSeparator" w:id="0">
+    <w:p>
+      <w:pPr>
+        <w:spacing w:after="0" w:line="240" w:lineRule="auto"/>
+        <w:rPr>
+          <w:rFonts w:hint="eastAsia"/>
+        </w:rPr>
+      </w:pPr>
+      <w:r>
+        <w:continuationSeparator/>
+      </w:r>
+    </w:p>
+  </w:endnote>
+</w:endnotes>
+</file>
+
+<file path=word/footnotes.xml><?xml version="1.0" encoding="utf-8"?>
+<w:footnotes xmlns:wpc="http://schemas.microsoft.com/office/word/2010/wordprocessingCanvas" xmlns:cx="http://schemas.microsoft.com/office/drawing/2014/chartex" xmlns:cx1="http://schemas.microsoft.com/office/drawing/2015/9/8/chartex" xmlns:cx2="http://schemas.microsoft.com/office/drawing/2015/10/21/chartex" xmlns:cx3="http://schemas.microsoft.com/office/drawing/2016/5/9/chartex" xmlns:cx4="http://schemas.microsoft.com/office/drawing/2016/5/10/chartex" xmlns:cx5="http://schemas.microsoft.com/office/drawing/2016/5/11/chartex" xmlns:cx6="http://schemas.microsoft.com/office/drawing/2016/5/12/chartex" xmlns:cx7="http://schemas.microsoft.com/office/drawing/2016/5/13/chartex" xmlns:cx8="http://schemas.microsoft.com/office/drawing/2016/5/14/chartex" xmlns:mc="http://schemas.openxmlformats.org/markup-compatibility/2006" xmlns:aink="http://schemas.microsoft.com/office/drawing/2016/ink" xmlns:am3d="http://schemas.microsoft.com/office/drawing/2017/model3d" xmlns:o="urn:schemas-microsoft-com:office:office" xmlns:oel="http://schemas.microsoft.com/office/2019/extlst" xmlns:r="http://schemas.openxmlformats.org/officeDocument/2006/relationships" xmlns:m="http://schemas.openxmlformats.org/officeDocument/2006/math" xmlns:v="urn:schemas-microsoft-com:vml" xmlns:wp14="http://schemas.microsoft.com/office/word/2010/wordprocessingDrawing" xmlns:wp="http://schemas.openxmlformats.org/drawingml/2006/wordprocessingDrawing" xmlns:w10="urn:schemas-microsoft-com:office:word" xmlns:w="http://schemas.openxmlformats.org/wordprocessingml/2006/main" xmlns:w14="http://schemas.microsoft.com/office/word/2010/wordml" xmlns:w15="http://schemas.microsoft.com/office/word/2012/wordml" xmlns:w16cex="http://schemas.microsoft.com/office/word/2018/wordml/cex" xmlns:w16cid="http://schemas.microsoft.com/office/word/2016/wordml/cid" xmlns:w16="http://schemas.microsoft.com/office/word/2018/wordml" xmlns:w16sdtdh="http://schemas.microsoft.com/office/word/2020/wordml/sdtdatahash" xmlns:w16se="http://schemas.microsoft.com/office/word/2015/wordml/symex" xmlns:wpg="http://schemas.microsoft.com/office/word/2010/wordprocessingGroup" xmlns:wpi="http://schemas.microsoft.com/office/word/2010/wordprocessingInk" xmlns:wne="http://schemas.microsoft.com/office/word/2006/wordml" xmlns:wps="http://schemas.microsoft.com/office/word/2010/wordprocessingShape" mc:Ignorable="w14 w15 w16se w16cid w16 w16cex w16sdtdh wp14">
+  <w:footnote w:type="separator" w:id="-1">
+    <w:p>
+      <w:pPr>
+        <w:spacing w:after="0" w:line="240" w:lineRule="auto"/>
+        <w:rPr>
+          <w:rFonts w:hint="eastAsia"/>
+        </w:rPr>
+      </w:pPr>
+      <w:r>
+        <w:separator/>
+      </w:r>
+    </w:p>
+  </w:footnote>
+  <w:footnote w:type="continuationSeparator" w:id="0">
+    <w:p>
+      <w:pPr>
+        <w:spacing w:after="0" w:line="240" w:lineRule="auto"/>
+        <w:rPr>
+          <w:rFonts w:hint="eastAsia"/>
+        </w:rPr>
+      </w:pPr>
+      <w:r>
+        <w:continuationSeparator/>
+      </w:r>
+    </w:p>
+  </w:footnote>
+</w:footnotes>
 </file>
 
 <file path=word/numbering.xml><?xml version="1.0" encoding="utf-8"?>
@@ -1282,6 +1432,69 @@
       <w:spacing w:val="5"/>
     </w:rPr>
   </w:style>
+  <w:style w:type="paragraph" w:styleId="ae">
+    <w:name w:val="header"/>
+    <w:basedOn w:val="a"/>
+    <w:link w:val="af"/>
+    <w:uiPriority w:val="99"/>
+    <w:unhideWhenUsed/>
+    <w:rsid w:val="002325C9"/>
+    <w:pPr>
+      <w:tabs>
+        <w:tab w:val="center" w:pos="4153"/>
+        <w:tab w:val="right" w:pos="8306"/>
+      </w:tabs>
+      <w:snapToGrid w:val="0"/>
+      <w:spacing w:line="240" w:lineRule="auto"/>
+      <w:jc w:val="center"/>
+    </w:pPr>
+    <w:rPr>
+      <w:sz w:val="18"/>
+      <w:szCs w:val="18"/>
+    </w:rPr>
+  </w:style>
+  <w:style w:type="character" w:customStyle="1" w:styleId="af">
+    <w:name w:val="页眉 字符"/>
+    <w:basedOn w:val="a0"/>
+    <w:link w:val="ae"/>
+    <w:uiPriority w:val="99"/>
+    <w:rsid w:val="002325C9"/>
+    <w:rPr>
+      <w:sz w:val="18"/>
+      <w:szCs w:val="18"/>
+    </w:rPr>
+  </w:style>
+  <w:style w:type="paragraph" w:styleId="af0">
+    <w:name w:val="footer"/>
+    <w:basedOn w:val="a"/>
+    <w:link w:val="af1"/>
+    <w:uiPriority w:val="99"/>
+    <w:unhideWhenUsed/>
+    <w:rsid w:val="002325C9"/>
+    <w:pPr>
+      <w:tabs>
+        <w:tab w:val="center" w:pos="4153"/>
+        <w:tab w:val="right" w:pos="8306"/>
+      </w:tabs>
+      <w:snapToGrid w:val="0"/>
+      <w:spacing w:line="240" w:lineRule="auto"/>
+    </w:pPr>
+    <w:rPr>
+      <w:sz w:val="18"/>
+      <w:szCs w:val="18"/>
+    </w:rPr>
+  </w:style>
+  <w:style w:type="character" w:customStyle="1" w:styleId="af1">
+    <w:name w:val="页脚 字符"/>
+    <w:basedOn w:val="a0"/>
+    <w:link w:val="af0"/>
+    <w:uiPriority w:val="99"/>
+    <w:rsid w:val="002325C9"/>
+    <w:rPr>
+      <w:sz w:val="18"/>
+      <w:szCs w:val="18"/>
+    </w:rPr>
+  </w:style>
 </w:styles>
 </file>
 
